--- a/az/discovery-articles/6.1 Teleqraf.docx
+++ b/az/discovery-articles/6.1 Teleqraf.docx
@@ -4,496 +4,327 @@
   <w:body>
     <w:p>
       <w:pPr>
-        <w:keepNext/>
-        <w:spacing w:before="280" w:after="120"/>
+        <w:pStyle w:val="Title"/>
+        <w:widowControl/>
       </w:pPr>
       <w:r>
-        <w:rPr>
-          <w:rFonts w:ascii="Calibri" w:hAnsi="Calibri" w:eastAsia="Calibri"/>
-          <w:b/>
-          <w:i w:val="0"/>
-          <w:color w:val="004E8C"/>
-          <w:sz w:val="44"/>
-        </w:rPr>
         <w:t>6.1 Teleqraf</w:t>
       </w:r>
     </w:p>
     <w:p>
       <w:pPr>
-        <w:spacing w:after="80"/>
+        <w:keepNext/>
+        <w:widowControl/>
       </w:pPr>
       <w:r>
         <w:rPr>
-          <w:rFonts w:ascii="Calibri" w:hAnsi="Calibri" w:eastAsia="Calibri"/>
-          <w:b w:val="0"/>
-          <w:i/>
-          <w:color w:val="505050"/>
-          <w:sz w:val="22"/>
+          <w:sz w:val="20"/>
         </w:rPr>
-        <w:t>6. Rəqəmsal texnologiyalar, kosmos və rabitə</w:t>
-      </w:r>
-    </w:p>
-    <w:p>
-      <w:pPr>
-        <w:spacing w:after="200"/>
-      </w:pPr>
-      <w:r>
-        <w:rPr>
-          <w:rFonts w:ascii="Calibri" w:hAnsi="Calibri" w:eastAsia="Calibri"/>
-          <w:b w:val="0"/>
-          <w:i/>
-          <w:sz w:val="22"/>
-        </w:rPr>
-        <w:t>Dövr: 1837-ci il (Kuk və Uitston, Böyük Britaniya); 1844-cü il (Morzenin Baltimor–Vaşinqton xətti) | Əsas simalar: Samuel Morze; Alfred Veyl; Uilyam Kuk; Çarlz Uitston</w:t>
-      </w:r>
-    </w:p>
-    <w:p>
-      <w:pPr>
-        <w:spacing w:after="160" w:line="276" w:lineRule="auto"/>
-      </w:pPr>
-      <w:r>
-        <w:rPr>
-          <w:rFonts w:ascii="Calibri" w:hAnsi="Calibri" w:eastAsia="Calibri"/>
-          <w:b w:val="0"/>
-          <w:i w:val="0"/>
-          <w:sz w:val="22"/>
-        </w:rPr>
-        <w:t>Elektrik teleqrafı kodlaşdırılmış xəbərləri naqillə bir neçə dəqiqəyə ötürürdü. Tarixdə ilk dəfə məlumat insandan, atdan, qatardan və ya gəmidən qat-qat sürətlə hərəkət edə bildi.</w:t>
+        <w:t>6 Rəqəmsal texnologiyalar kosmos və rabitə</w:t>
       </w:r>
     </w:p>
     <w:p>
       <w:pPr>
         <w:keepNext/>
-        <w:spacing w:before="240" w:after="120"/>
+        <w:widowControl/>
       </w:pPr>
       <w:r>
         <w:rPr>
-          <w:rFonts w:ascii="Calibri" w:hAnsi="Calibri" w:eastAsia="Calibri"/>
-          <w:b/>
-          <w:i w:val="0"/>
-          <w:color w:val="004E8C"/>
-          <w:sz w:val="28"/>
+          <w:sz w:val="20"/>
         </w:rPr>
-        <w:t>Əsas faktlar</w:t>
+        <w:t>Dövr: 1837 (Kuk və Uitston, Britaniya); 1844 (Morzenin Baltimor–Vaşinqton xətti) | Əsas şəxslər: Samuel Morze; Alfred Veyl; Uilyam Kuk; Çarlz Uitston</w:t>
+      </w:r>
+    </w:p>
+    <w:p>
+      <w:pPr>
+        <w:widowControl/>
+      </w:pPr>
+      <w:r>
+        <w:t>Elektrik teleqrafı kodlaşdırılmış xəbərləri naqillərlə bir neçə dəqiqəyə çatdırırdı. İlk dəfə məlumat insan, at, qatar və ya gəmidən xeyli sürətlə hərəkət edə bildi.</w:t>
+      </w:r>
+    </w:p>
+    <w:p>
+      <w:pPr>
+        <w:pStyle w:val="Heading1"/>
+        <w:widowControl/>
+      </w:pPr>
+      <w:r>
+        <w:t>Əsas məlumatlar</w:t>
       </w:r>
     </w:p>
     <w:p>
       <w:pPr>
         <w:pStyle w:val="ListBullet"/>
+        <w:widowControl/>
       </w:pPr>
       <w:r>
-        <w:rPr>
-          <w:rFonts w:ascii="Calibri" w:hAnsi="Calibri" w:eastAsia="Calibri"/>
-          <w:b w:val="0"/>
-          <w:i w:val="0"/>
-          <w:sz w:val="22"/>
-        </w:rPr>
-        <w:t>Kuk və Uitston 1837–1839-cu illərdə Britaniyada ilk kommersiya teleqraflarından birini quraşdırdılar</w:t>
+        <w:t>Kuk və Uitston 1837–1839-cu illərdə Britaniyada ilk kommersiya teleqraf sistemlərindən birini qurdular.</w:t>
       </w:r>
     </w:p>
     <w:p>
       <w:pPr>
         <w:pStyle w:val="ListBullet"/>
+        <w:widowControl/>
       </w:pPr>
       <w:r>
-        <w:rPr>
-          <w:rFonts w:ascii="Calibri" w:hAnsi="Calibri" w:eastAsia="Calibri"/>
-          <w:b w:val="0"/>
-          <w:i w:val="0"/>
-          <w:sz w:val="22"/>
-        </w:rPr>
-        <w:t>Samuel Morze və Alfred Veyl praktik Amerika sistemini və Morze əlifbasını hazırladılar</w:t>
+        <w:t>Samuel Morze və Alfred Veyl praktik Amerika sistemini və Morze əlifbasını hazırladılar.</w:t>
       </w:r>
     </w:p>
     <w:p>
       <w:pPr>
         <w:pStyle w:val="ListBullet"/>
+        <w:widowControl/>
       </w:pPr>
       <w:r>
-        <w:rPr>
-          <w:rFonts w:ascii="Calibri" w:hAnsi="Calibri" w:eastAsia="Calibri"/>
-          <w:b w:val="0"/>
-          <w:i w:val="0"/>
-          <w:sz w:val="22"/>
-        </w:rPr>
-        <w:t>İlk etibarlı transatlantik kabel 1866-cı ildə çəkilib başa çatdırıldı</w:t>
+        <w:t>İlk uzun müddət işləyən transatlantik kabel 1866-cı ildə tamamlandı.</w:t>
       </w:r>
     </w:p>
     <w:p>
       <w:pPr>
         <w:pStyle w:val="ListBullet"/>
+        <w:widowControl/>
       </w:pPr>
       <w:r>
-        <w:rPr>
-          <w:rFonts w:ascii="Calibri" w:hAnsi="Calibri" w:eastAsia="Calibri"/>
-          <w:b w:val="0"/>
-          <w:i w:val="0"/>
-          <w:sz w:val="22"/>
-        </w:rPr>
-        <w:t>Xəbərlər nöqtə və tire şəklində düymə ilə ötürülür, sonra teleqrafçılar tərəfindən açılırdı</w:t>
+        <w:t>Xəbərlər nöqtə və tire siqnalları ilə vurulur, sonra operatorlar tərəfindən sözlərə çevrilirdi.</w:t>
       </w:r>
     </w:p>
     <w:p>
       <w:pPr>
         <w:pStyle w:val="ListBullet"/>
+        <w:widowControl/>
       </w:pPr>
       <w:r>
-        <w:rPr>
-          <w:rFonts w:ascii="Calibri" w:hAnsi="Calibri" w:eastAsia="Calibri"/>
-          <w:b w:val="0"/>
-          <w:i w:val="0"/>
-          <w:sz w:val="22"/>
-        </w:rPr>
-        <w:t>Xəbər xidməti, bazarlar və imperiyaların idarəçiliyi, demək olar, ani məlumat axınına əsaslanmağa başladı</w:t>
+        <w:t>Xəbərlər, bazarlar və imperiyalar demək olar ki, ani məlumat əsasında işləməyə başladı.</w:t>
       </w:r>
     </w:p>
     <w:p>
       <w:pPr>
-        <w:keepNext/>
-        <w:spacing w:before="240" w:after="120"/>
+        <w:pStyle w:val="Heading1"/>
+        <w:widowControl/>
       </w:pPr>
       <w:r>
-        <w:rPr>
-          <w:rFonts w:ascii="Calibri" w:hAnsi="Calibri" w:eastAsia="Calibri"/>
-          <w:b/>
-          <w:i w:val="0"/>
-          <w:color w:val="004E8C"/>
-          <w:sz w:val="28"/>
-        </w:rPr>
         <w:t>Bu nədir</w:t>
       </w:r>
     </w:p>
     <w:p>
       <w:pPr>
-        <w:spacing w:after="160" w:line="276" w:lineRule="auto"/>
+        <w:widowControl/>
       </w:pPr>
       <w:r>
-        <w:rPr>
-          <w:rFonts w:ascii="Calibri" w:hAnsi="Calibri" w:eastAsia="Calibri"/>
-          <w:b w:val="0"/>
-          <w:i w:val="0"/>
-          <w:sz w:val="22"/>
-        </w:rPr>
-        <w:t>Teleqraf məlumatı naqil vasitəsilə elektrik siqnalları şəklində ötürür. Bu siqnallar insan səsini daşımır, hərfləri ifadə edir. Morze əlifbasında qısa və uzun siqnallar nöqtə və tirelərə çevrilir. Təlim keçmiş teleqrafçı həmin işarələri yenidən sözlərə çevirir.</w:t>
+        <w:t>Teleqraf məlumatı naqildən keçən elektrik siqnalları ilə göndərir. Siqnallar insan səsini daşımır, hərfləri ifadə edir. Morze əlifbasında qısa və uzun siqnallar nöqtə və tireləri təşkil edir. Təlim keçmiş operator bu ardıcıllıqları yenidən sözlərə çevirir.</w:t>
       </w:r>
     </w:p>
     <w:p>
       <w:pPr>
-        <w:keepNext/>
-        <w:spacing w:before="240" w:after="120"/>
+        <w:pStyle w:val="Heading1"/>
+        <w:widowControl/>
       </w:pPr>
       <w:r>
-        <w:rPr>
-          <w:rFonts w:ascii="Calibri" w:hAnsi="Calibri" w:eastAsia="Calibri"/>
-          <w:b/>
-          <w:i w:val="0"/>
-          <w:color w:val="004E8C"/>
-          <w:sz w:val="28"/>
-        </w:rPr>
-        <w:t>Onu kim kəşf və ya ixtira edib</w:t>
+        <w:t>Kim kəşf edib və ya yaradıb</w:t>
       </w:r>
     </w:p>
     <w:p>
       <w:pPr>
-        <w:spacing w:after="160" w:line="276" w:lineRule="auto"/>
+        <w:widowControl/>
       </w:pPr>
       <w:r>
-        <w:rPr>
-          <w:rFonts w:ascii="Calibri" w:hAnsi="Calibri" w:eastAsia="Calibri"/>
-          <w:b w:val="0"/>
-          <w:i w:val="0"/>
-          <w:sz w:val="22"/>
-        </w:rPr>
-        <w:t>Elektrik teleqrafının hazırlanmasında bir neçə ixtiraçının rolu olub. Uilyam Fotergill Kuk və Çarlz Uitston Britaniyada dəmir yolu üçün ilk sistemlərdən birini qurdular. Samuel Morze və Alfred Veyl ABŞ-da praktik sistem və geniş yayılan kod hazırladılar. Karl Fridrix Qauss və Vilhelm Veber daha əvvəl elektromaqnit teleqrafını nümayiş etdirmişdilər; buna görə bu ixtiranın müəllifliyi bir neçə qrupa aiddir.</w:t>
+        <w:t>Elektrik teleqrafını bir neçə şəxs inkişaf etdirib. Uilyam Fotergill Kuk və Çarlz Uitston Britaniyada erkən dəmir yolu sistemi qurdular. Samuel Morze və Alfred Veyl praktik Amerika sistemi və geniş işlədilən kod hazırladılar. Karl Fridrix Qauss və Vilhelm Veber daha əvvəl elektromaqnit teleqrafı nümayiş etdirmişdilər. Buna görə nailiyyət birdən çox qrupa məxsusdur.</w:t>
       </w:r>
     </w:p>
     <w:p>
       <w:pPr>
-        <w:keepNext/>
-        <w:spacing w:before="240" w:after="120"/>
+        <w:pStyle w:val="Heading1"/>
+        <w:widowControl/>
       </w:pPr>
       <w:r>
-        <w:rPr>
-          <w:rFonts w:ascii="Calibri" w:hAnsi="Calibri" w:eastAsia="Calibri"/>
-          <w:b/>
-          <w:i w:val="0"/>
-          <w:color w:val="004E8C"/>
-          <w:sz w:val="28"/>
-        </w:rPr>
-        <w:t>Nə vaxt və necə meydana gəlib</w:t>
+        <w:t>Nə vaxt və necə yaranıb</w:t>
       </w:r>
     </w:p>
     <w:p>
       <w:pPr>
-        <w:spacing w:after="160" w:line="276" w:lineRule="auto"/>
+        <w:widowControl/>
       </w:pPr>
       <w:r>
-        <w:rPr>
-          <w:rFonts w:ascii="Calibri" w:hAnsi="Calibri" w:eastAsia="Calibri"/>
-          <w:b w:val="0"/>
-          <w:i w:val="0"/>
-          <w:sz w:val="22"/>
-        </w:rPr>
-        <w:t>İşlək sistemlər 1830–1840-cı illərdə meydana çıxdı. Dəmir yollarına sürətli siqnallar, qəzet və müəssisələrə isə ən yeni məlumatlar lazım idi. Batareyalar, izolyasiyalı naqillər və dirəklərdən ibarət şəbəkələr teleqrafın genişlənməsinə imkan verdi. Bir neçə uğursuz cəhddən sonra 1866-cı ildə Avropa ilə Şimali Amerikanı etibarlı transatlantik kabel birləşdirdi.</w:t>
+        <w:t>İşlək sistemlər 1830–1840-cı illərdə yarandı. Dəmir yollarına sürətli siqnal, qəzet və müəssisələrə yeni məlumat lazım idi. Batareyalar, izolyasiyalı naqillər və dirək şəbəkələri genişlənməni mümkün etdi. Bir neçə uğursuz cəhddən sonra 1866-cı ildə davamlı işləyən transatlantik kabel Avropa ilə Şimali Amerikanı birləşdirdi.</w:t>
       </w:r>
     </w:p>
     <w:p>
       <w:pPr>
-        <w:keepNext/>
-        <w:spacing w:before="240" w:after="120"/>
+        <w:pStyle w:val="Heading1"/>
+        <w:widowControl/>
       </w:pPr>
       <w:r>
-        <w:rPr>
-          <w:rFonts w:ascii="Calibri" w:hAnsi="Calibri" w:eastAsia="Calibri"/>
-          <w:b/>
-          <w:i w:val="0"/>
-          <w:color w:val="004E8C"/>
-          <w:sz w:val="28"/>
-        </w:rPr>
-        <w:t>Elmi baxımdan əhəmiyyəti</w:t>
+        <w:t>Elm üçün əhəmiyyəti</w:t>
       </w:r>
     </w:p>
     <w:p>
       <w:pPr>
-        <w:spacing w:after="160" w:line="276" w:lineRule="auto"/>
+        <w:widowControl/>
       </w:pPr>
       <w:r>
-        <w:rPr>
-          <w:rFonts w:ascii="Calibri" w:hAnsi="Calibri" w:eastAsia="Calibri"/>
-          <w:b w:val="0"/>
-          <w:i w:val="0"/>
-          <w:sz w:val="22"/>
-        </w:rPr>
-        <w:t>Teleqraf məlumatın sadə elektrik vəziyyətləri ilə ifadə edilərək şəbəkə üzərindən göndərilə bildiyini göstərdi. O, mühəndisləri elektrik müqavimətini, siqnal itkisini, izolyasiyanı və uzun kabellərin işini daha dərindən öyrənməyə sövq etdi. Hamının qəbul etdiyi kodlar və iş qaydaları ilk şəbəkə standartları idi. Bunun sayəsində müxtəlif yerlərdəki avadanlıq və insanlar vahid sistem kimi işləyə bildilər.</w:t>
+        <w:t>Teleqraf məlumatın sadə elektrik vəziyyətləri ilə göstərilib şəbəkədə ötürülə bildiyini sübut etdi. O, mühəndisləri müqaviməti, siqnal itkisini, izolyasiyanı və uzun kabelləri daha yaxşı anlamağa sövq etdi. Ortaq kodlar və iş qaydaları erkən şəbəkə standartları idi. Onlar müxtəlif yerlərdəki cihaz və insanların birlikdə işləməsinə imkan verirdi.</w:t>
       </w:r>
     </w:p>
     <w:p>
       <w:pPr>
-        <w:keepNext/>
-        <w:spacing w:before="240" w:after="120"/>
+        <w:pStyle w:val="Heading1"/>
+        <w:widowControl/>
       </w:pPr>
       <w:r>
-        <w:rPr>
-          <w:rFonts w:ascii="Calibri" w:hAnsi="Calibri" w:eastAsia="Calibri"/>
-          <w:b/>
-          <w:i w:val="0"/>
-          <w:color w:val="004E8C"/>
-          <w:sz w:val="28"/>
-        </w:rPr>
-        <w:t>Sonrakı inkişaflara necə təsir göstərib</w:t>
+        <w:t>Sonrakı inkişafa təsiri</w:t>
       </w:r>
     </w:p>
     <w:p>
       <w:pPr>
-        <w:spacing w:after="160" w:line="276" w:lineRule="auto"/>
+        <w:widowControl/>
       </w:pPr>
       <w:r>
-        <w:rPr>
-          <w:rFonts w:ascii="Calibri" w:hAnsi="Calibri" w:eastAsia="Calibri"/>
-          <w:b w:val="0"/>
-          <w:i w:val="0"/>
-          <w:sz w:val="22"/>
-        </w:rPr>
-        <w:t>Sonralar telefon naqillərlə səsi, teleks isə çap olunan mətni ötürdü. Müasir rəqəmsal şəbəkələr də məlumatı kodlaşdırılmış elektrik və ya işıq siqnallarına çevirir. Dəmir yollarında saatlar və cədvəllər uzlaşdırılmalı olduğuna görə teleqraf standart saat qurşaqlarının yaranmasına da təkan verdi. Bu mənada o, qitələrə yayılan ilk sürətli sinir sistemi kimi fəaliyyət göstərdi.</w:t>
+        <w:t>Sonralar telefon naqillərlə səsi, teleks isə yazı maşınında yığılmış mətni göndərdi. Rəqəmsal şəbəkələr bu gün də məlumatı kodlaşdırılmış elektrik və ya işıq siqnallarına çevirir. Teleqraf standart saat qurşaqlarının yaranmasını da sürətləndirdi: dəmir yollarında saatlar və cədvəllər uyğun gəlməli idi. Bu baxımdan o, qitələrə yayılmış ilk sürətli sinir sistemi kimi işləyirdi.</w:t>
       </w:r>
     </w:p>
     <w:p>
       <w:pPr>
-        <w:keepNext/>
-        <w:spacing w:before="240" w:after="120"/>
+        <w:pStyle w:val="Heading1"/>
+        <w:widowControl/>
       </w:pPr>
       <w:r>
-        <w:rPr>
-          <w:rFonts w:ascii="Calibri" w:hAnsi="Calibri" w:eastAsia="Calibri"/>
-          <w:b/>
-          <w:i w:val="0"/>
-          <w:color w:val="004E8C"/>
-          <w:sz w:val="28"/>
-        </w:rPr>
         <w:t>İnsan həyatını necə dəyişib</w:t>
       </w:r>
     </w:p>
     <w:p>
       <w:pPr>
-        <w:spacing w:after="160" w:line="276" w:lineRule="auto"/>
+        <w:widowControl/>
       </w:pPr>
       <w:r>
-        <w:rPr>
-          <w:rFonts w:ascii="Calibri" w:hAnsi="Calibri" w:eastAsia="Calibri"/>
-          <w:b w:val="0"/>
-          <w:i w:val="0"/>
-          <w:sz w:val="22"/>
-        </w:rPr>
-        <w:t>Ailə vacib xəbəri məktubu günlərlə gözləmədən həmin gün ala bilirdi. Qiymətlər, siyasi qərarlar və müharibə xəbərləri daha sürətlə yayılmağa başladı. Dövlətlər və imperiyalar uzaq ərazilərə daha ciddi nəzarət edə bildilər. Teleqraf vacib xəbərin dərhal çatmasını gözlədiyimiz müasir informasiya dövrünün başlanğıcını qoydu.</w:t>
+        <w:t>Ailə məktub gözləmək əvəzinə təcili xəbəri həmin gün ala bilirdi. Qiymətlər, siyasi qərarlar və müharibə xəbərləri daha sürətli yayılırdı. Hökumətlər və imperiyalar uzaq yerlərə daha sıx nəzarət edə bilirdilər. Mühüm xəbərin dərhal çatmalı olduğu barədə müasir gözlənti teleqrafla başladı.</w:t>
       </w:r>
     </w:p>
     <w:p>
       <w:pPr>
-        <w:keepNext/>
-        <w:spacing w:before="240" w:after="120"/>
+        <w:pStyle w:val="Heading1"/>
+        <w:widowControl/>
       </w:pPr>
       <w:r>
-        <w:rPr>
-          <w:rFonts w:ascii="Calibri" w:hAnsi="Calibri" w:eastAsia="Calibri"/>
-          <w:b/>
-          <w:i w:val="0"/>
-          <w:color w:val="004E8C"/>
-          <w:sz w:val="28"/>
-        </w:rPr>
         <w:t>Mənbələr və istinadlar</w:t>
       </w:r>
     </w:p>
     <w:p>
       <w:pPr>
-        <w:keepNext/>
-        <w:spacing w:before="240" w:after="120"/>
+        <w:pStyle w:val="Heading2"/>
+        <w:widowControl/>
       </w:pPr>
       <w:r>
         <w:rPr>
-          <w:rFonts w:ascii="Calibri" w:hAnsi="Calibri" w:eastAsia="Calibri"/>
-          <w:b/>
-          <w:i w:val="0"/>
-          <w:color w:val="004E8C"/>
-          <w:sz w:val="24"/>
+          <w:sz w:val="20"/>
         </w:rPr>
-        <w:t>C. Təşkilatların materialları və ensiklopedik mənbələr</w:t>
+        <w:t>C Qurumların materialları və ensiklopedik mənbələr</w:t>
       </w:r>
     </w:p>
     <w:p>
       <w:pPr>
-        <w:spacing w:after="80"/>
-        <w:ind w:left="360"/>
+        <w:widowControl/>
       </w:pPr>
       <w:r>
         <w:rPr>
-          <w:rFonts w:ascii="Calibri" w:hAnsi="Calibri" w:eastAsia="Calibri"/>
-          <w:b w:val="0"/>
-          <w:i w:val="0"/>
-          <w:sz w:val="22"/>
+          <w:sz w:val="20"/>
         </w:rPr>
-        <w:t>1. Encyclopaedia Britannica. “Telegraph” (“Teleqraf”).</w:t>
-      </w:r>
-      <w:r>
-        <w:rPr>
-          <w:rFonts w:ascii="Calibri" w:hAnsi="Calibri" w:eastAsia="Calibri"/>
-          <w:b w:val="0"/>
-          <w:i w:val="0"/>
-          <w:sz w:val="22"/>
-        </w:rPr>
-        <w:t xml:space="preserve"> </w:t>
+        <w:t xml:space="preserve">1. Encyclopaedia Britannica. 'Telegraph.' </w:t>
       </w:r>
       <w:hyperlink r:id="rId9">
         <w:r>
           <w:rPr>
-            <w:rFonts w:ascii="Calibri" w:hAnsi="Calibri" w:eastAsia="Calibri"/>
-            <w:b w:val="0"/>
-            <w:i w:val="0"/>
-            <w:sz w:val="22"/>
-            <w:color w:val="0563C1"/>
-            <w:u w:val="single"/>
+            <w:sz w:val="20"/>
           </w:rPr>
           <w:t>https://www.britannica.com/technology/telegraph</w:t>
         </w:r>
       </w:hyperlink>
+      <w:r>
+        <w:rPr>
+          <w:sz w:val="20"/>
+        </w:rPr>
+      </w:r>
     </w:p>
     <w:p>
       <w:pPr>
-        <w:spacing w:after="80"/>
-        <w:ind w:left="360"/>
+        <w:widowControl/>
       </w:pPr>
       <w:r>
         <w:rPr>
-          <w:rFonts w:ascii="Calibri" w:hAnsi="Calibri" w:eastAsia="Calibri"/>
-          <w:b w:val="0"/>
-          <w:i w:val="0"/>
-          <w:sz w:val="22"/>
+          <w:sz w:val="20"/>
         </w:rPr>
-        <w:t>2. Library of Congress. “Samuel F. B. Morse Papers at the Library of Congress, 1793 to 1919” (“Konqres Kitabxanasında Samuel F. B. Morzenin sənədləri, 1793–1919”).</w:t>
-      </w:r>
-      <w:r>
-        <w:rPr>
-          <w:rFonts w:ascii="Calibri" w:hAnsi="Calibri" w:eastAsia="Calibri"/>
-          <w:b w:val="0"/>
-          <w:i w:val="0"/>
-          <w:sz w:val="22"/>
-        </w:rPr>
-        <w:t xml:space="preserve"> </w:t>
+        <w:t xml:space="preserve">2. Library of Congress. 'Samuel F. B. Morse Papers at the Library of Congress, 1793 to 1919.' </w:t>
       </w:r>
       <w:hyperlink r:id="rId10">
         <w:r>
           <w:rPr>
-            <w:rFonts w:ascii="Calibri" w:hAnsi="Calibri" w:eastAsia="Calibri"/>
-            <w:b w:val="0"/>
-            <w:i w:val="0"/>
-            <w:sz w:val="22"/>
-            <w:color w:val="0563C1"/>
-            <w:u w:val="single"/>
+            <w:sz w:val="20"/>
           </w:rPr>
           <w:t>https://www.loc.gov/collections/samuel-morse-papers-at-the-library-of-congress/about-this-collection/</w:t>
         </w:r>
       </w:hyperlink>
-    </w:p>
-    <w:p>
-      <w:pPr>
-        <w:keepNext/>
-        <w:spacing w:before="240" w:after="120"/>
-      </w:pPr>
       <w:r>
         <w:rPr>
-          <w:rFonts w:ascii="Calibri" w:hAnsi="Calibri" w:eastAsia="Calibri"/>
-          <w:b/>
-          <w:i w:val="0"/>
-          <w:color w:val="004E8C"/>
-          <w:sz w:val="24"/>
+          <w:sz w:val="20"/>
         </w:rPr>
-        <w:t>H. Peşəkar cəmiyyətlər və standartlaşdırma qurumları</w:t>
       </w:r>
     </w:p>
     <w:p>
       <w:pPr>
-        <w:spacing w:after="80"/>
-        <w:ind w:left="360"/>
+        <w:pStyle w:val="Heading2"/>
+        <w:widowControl/>
       </w:pPr>
       <w:r>
         <w:rPr>
-          <w:rFonts w:ascii="Calibri" w:hAnsi="Calibri" w:eastAsia="Calibri"/>
-          <w:b w:val="0"/>
-          <w:i w:val="0"/>
-          <w:sz w:val="22"/>
+          <w:sz w:val="20"/>
         </w:rPr>
-        <w:t>1. Engineering and Technology History Wiki. “Telegraph” (“Teleqraf”).</w:t>
+        <w:t>H Peşə birlikləri</w:t>
       </w:r>
+    </w:p>
+    <w:p>
+      <w:pPr>
+        <w:widowControl/>
+      </w:pPr>
       <w:r>
         <w:rPr>
-          <w:rFonts w:ascii="Calibri" w:hAnsi="Calibri" w:eastAsia="Calibri"/>
-          <w:b w:val="0"/>
-          <w:i w:val="0"/>
-          <w:sz w:val="22"/>
+          <w:sz w:val="20"/>
         </w:rPr>
-        <w:t xml:space="preserve"> </w:t>
+        <w:t xml:space="preserve">1. Engineering and Technology History Wiki. 'Telegraph.' </w:t>
       </w:r>
       <w:hyperlink r:id="rId11">
         <w:r>
           <w:rPr>
-            <w:rFonts w:ascii="Calibri" w:hAnsi="Calibri" w:eastAsia="Calibri"/>
-            <w:b w:val="0"/>
-            <w:i w:val="0"/>
-            <w:sz w:val="22"/>
-            <w:color w:val="0563C1"/>
-            <w:u w:val="single"/>
+            <w:sz w:val="20"/>
           </w:rPr>
           <w:t>https://ethw.org/Telegraph</w:t>
         </w:r>
       </w:hyperlink>
+      <w:r>
+        <w:rPr>
+          <w:sz w:val="20"/>
+        </w:rPr>
+      </w:r>
     </w:p>
     <w:sectPr>
-      <w:pgSz w:w="12240" w:h="15840"/>
-      <w:pgMar w:top="1296" w:right="1440" w:bottom="1296" w:left="1440" w:header="720" w:footer="720" w:gutter="0"/>
+      <w:footerReference w:type="default" r:id="rId12"/>
+      <w:pgSz w:w="11906" w:h="16838"/>
+      <w:pgMar w:top="1020" w:right="1134" w:bottom="1020" w:left="1134" w:header="720" w:footer="720" w:gutter="0"/>
       <w:cols w:space="720"/>
       <w:docGrid w:linePitch="360"/>
     </w:sectPr>
   </w:body>
 </w:document>
+</file>
+
+<file path=word/footer1.xml><?xml version="1.0" encoding="utf-8"?>
+<w:ftr xmlns:m="http://schemas.openxmlformats.org/officeDocument/2006/math" xmlns:mc="http://schemas.openxmlformats.org/markup-compatibility/2006" xmlns:mo="http://schemas.microsoft.com/office/mac/office/2008/main" xmlns:mv="urn:schemas-microsoft-com:mac:vml" xmlns:o="urn:schemas-microsoft-com:office:office" xmlns:r="http://schemas.openxmlformats.org/officeDocument/2006/relationships" xmlns:v="urn:schemas-microsoft-com:vml" xmlns:w10="urn:schemas-microsoft-com:office:word" xmlns:w14="http://schemas.microsoft.com/office/word/2010/wordml" xmlns:w="http://schemas.openxmlformats.org/wordprocessingml/2006/main" xmlns:wne="http://schemas.microsoft.com/office/word/2006/wordml" xmlns:wp14="http://schemas.microsoft.com/office/word/2010/wordprocessingDrawing" xmlns:wp="http://schemas.openxmlformats.org/drawingml/2006/wordprocessingDrawing" xmlns:wpc="http://schemas.microsoft.com/office/word/2010/wordprocessingCanvas" xmlns:wpg="http://schemas.microsoft.com/office/word/2010/wordprocessingGroup" xmlns:wpi="http://schemas.microsoft.com/office/word/2010/wordprocessingInk" xmlns:wps="http://schemas.microsoft.com/office/word/2010/wordprocessingShape" mc:Ignorable="w14 wp14">
+  <w:p>
+    <w:pPr>
+      <w:pStyle w:val="Footer"/>
+      <w:jc w:val="right"/>
+    </w:pPr>
+    <w:fldSimple w:instr="PAGE"/>
+  </w:p>
+</w:ftr>
 </file>
 
 <file path=word/numbering.xml><?xml version="1.0" encoding="utf-8"?>
@@ -704,7 +535,7 @@
   <w:docDefaults>
     <w:rPrDefault>
       <w:rPr>
-        <w:rFonts w:asciiTheme="minorHAnsi" w:eastAsiaTheme="minorEastAsia" w:hAnsiTheme="minorHAnsi" w:cstheme="minorBidi"/>
+        <w:rFonts/>
         <w:sz w:val="22"/>
         <w:szCs w:val="22"/>
         <w:lang w:val="en-US" w:eastAsia="en-US" w:bidi="ar-SA"/>
@@ -859,6 +690,15 @@
     <w:name w:val="Normal"/>
     <w:qFormat/>
     <w:rsid w:val="00FC693F"/>
+    <w:pPr>
+      <w:spacing w:after="120" w:line="259" w:lineRule="auto"/>
+    </w:pPr>
+    <w:rPr>
+      <w:rFonts w:ascii="Times New Roman" w:hAnsi="Times New Roman"/>
+      <w:color w:val="000000"/>
+      <w:sz w:val="24"/>
+      <w:lang w:val="az-Latn-AZ"/>
+    </w:rPr>
   </w:style>
   <w:style w:type="paragraph" w:styleId="Header">
     <w:name w:val="header"/>
@@ -915,16 +755,17 @@
     <w:pPr>
       <w:keepNext/>
       <w:keepLines/>
-      <w:spacing w:before="480" w:after="0"/>
+      <w:spacing w:before="480" w:after="120" w:line="259" w:lineRule="auto"/>
       <w:outlineLvl w:val="0"/>
     </w:pPr>
     <w:rPr>
-      <w:rFonts w:asciiTheme="majorHAnsi" w:eastAsiaTheme="majorEastAsia" w:hAnsiTheme="majorHAnsi" w:cstheme="majorBidi"/>
+      <w:rFonts w:ascii="Times New Roman" w:hAnsi="Times New Roman"/>
       <w:b/>
       <w:bCs/>
-      <w:color w:val="365F91" w:themeColor="accent1" w:themeShade="BF"/>
-      <w:sz w:val="28"/>
+      <w:color w:val="000000"/>
+      <w:sz w:val="26"/>
       <w:szCs w:val="28"/>
+      <w:lang w:val="az-Latn-AZ"/>
     </w:rPr>
   </w:style>
   <w:style w:type="paragraph" w:styleId="Heading2">
@@ -939,16 +780,17 @@
     <w:pPr>
       <w:keepNext/>
       <w:keepLines/>
-      <w:spacing w:before="200" w:after="0"/>
+      <w:spacing w:before="200" w:after="120" w:line="259" w:lineRule="auto"/>
       <w:outlineLvl w:val="1"/>
     </w:pPr>
     <w:rPr>
-      <w:rFonts w:asciiTheme="majorHAnsi" w:eastAsiaTheme="majorEastAsia" w:hAnsiTheme="majorHAnsi" w:cstheme="majorBidi"/>
+      <w:rFonts w:ascii="Times New Roman" w:hAnsi="Times New Roman"/>
       <w:b/>
       <w:bCs/>
-      <w:color w:val="4F81BD" w:themeColor="accent1"/>
+      <w:color w:val="000000"/>
       <w:sz w:val="26"/>
       <w:szCs w:val="26"/>
+      <w:lang w:val="az-Latn-AZ"/>
     </w:rPr>
   </w:style>
   <w:style w:type="paragraph" w:styleId="Heading3">
@@ -967,7 +809,7 @@
       <w:outlineLvl w:val="2"/>
     </w:pPr>
     <w:rPr>
-      <w:rFonts w:asciiTheme="majorHAnsi" w:eastAsiaTheme="majorEastAsia" w:hAnsiTheme="majorHAnsi" w:cstheme="majorBidi"/>
+      <w:rFonts/>
       <w:b/>
       <w:bCs/>
       <w:color w:val="4F81BD" w:themeColor="accent1"/>
@@ -990,7 +832,7 @@
       <w:outlineLvl w:val="3"/>
     </w:pPr>
     <w:rPr>
-      <w:rFonts w:asciiTheme="majorHAnsi" w:eastAsiaTheme="majorEastAsia" w:hAnsiTheme="majorHAnsi" w:cstheme="majorBidi"/>
+      <w:rFonts/>
       <w:b/>
       <w:bCs/>
       <w:i/>
@@ -1015,7 +857,7 @@
       <w:outlineLvl w:val="4"/>
     </w:pPr>
     <w:rPr>
-      <w:rFonts w:asciiTheme="majorHAnsi" w:eastAsiaTheme="majorEastAsia" w:hAnsiTheme="majorHAnsi" w:cstheme="majorBidi"/>
+      <w:rFonts/>
       <w:color w:val="243F60" w:themeColor="accent1" w:themeShade="7F"/>
     </w:rPr>
   </w:style>
@@ -1036,7 +878,7 @@
       <w:outlineLvl w:val="5"/>
     </w:pPr>
     <w:rPr>
-      <w:rFonts w:asciiTheme="majorHAnsi" w:eastAsiaTheme="majorEastAsia" w:hAnsiTheme="majorHAnsi" w:cstheme="majorBidi"/>
+      <w:rFonts/>
       <w:i/>
       <w:iCs/>
       <w:color w:val="243F60" w:themeColor="accent1" w:themeShade="7F"/>
@@ -1059,7 +901,7 @@
       <w:outlineLvl w:val="6"/>
     </w:pPr>
     <w:rPr>
-      <w:rFonts w:asciiTheme="majorHAnsi" w:eastAsiaTheme="majorEastAsia" w:hAnsiTheme="majorHAnsi" w:cstheme="majorBidi"/>
+      <w:rFonts/>
       <w:i/>
       <w:iCs/>
       <w:color w:val="404040" w:themeColor="text1" w:themeTint="BF"/>
@@ -1082,7 +924,7 @@
       <w:outlineLvl w:val="7"/>
     </w:pPr>
     <w:rPr>
-      <w:rFonts w:asciiTheme="majorHAnsi" w:eastAsiaTheme="majorEastAsia" w:hAnsiTheme="majorHAnsi" w:cstheme="majorBidi"/>
+      <w:rFonts/>
       <w:color w:val="4F81BD" w:themeColor="accent1"/>
       <w:sz w:val="20"/>
       <w:szCs w:val="20"/>
@@ -1105,7 +947,7 @@
       <w:outlineLvl w:val="8"/>
     </w:pPr>
     <w:rPr>
-      <w:rFonts w:asciiTheme="majorHAnsi" w:eastAsiaTheme="majorEastAsia" w:hAnsiTheme="majorHAnsi" w:cstheme="majorBidi"/>
+      <w:rFonts/>
       <w:i/>
       <w:iCs/>
       <w:color w:val="404040" w:themeColor="text1" w:themeTint="BF"/>
@@ -1156,7 +998,7 @@
     <w:uiPriority w:val="9"/>
     <w:rsid w:val="00FC693F"/>
     <w:rPr>
-      <w:rFonts w:asciiTheme="majorHAnsi" w:eastAsiaTheme="majorEastAsia" w:hAnsiTheme="majorHAnsi" w:cstheme="majorBidi"/>
+      <w:rFonts/>
       <w:b/>
       <w:bCs/>
       <w:color w:val="365F91" w:themeColor="accent1" w:themeShade="BF"/>
@@ -1171,7 +1013,7 @@
     <w:uiPriority w:val="9"/>
     <w:rsid w:val="00FC693F"/>
     <w:rPr>
-      <w:rFonts w:asciiTheme="majorHAnsi" w:eastAsiaTheme="majorEastAsia" w:hAnsiTheme="majorHAnsi" w:cstheme="majorBidi"/>
+      <w:rFonts/>
       <w:b/>
       <w:bCs/>
       <w:color w:val="4F81BD" w:themeColor="accent1"/>
@@ -1186,7 +1028,7 @@
     <w:uiPriority w:val="9"/>
     <w:rsid w:val="00FC693F"/>
     <w:rPr>
-      <w:rFonts w:asciiTheme="majorHAnsi" w:eastAsiaTheme="majorEastAsia" w:hAnsiTheme="majorHAnsi" w:cstheme="majorBidi"/>
+      <w:rFonts/>
       <w:b/>
       <w:bCs/>
       <w:color w:val="4F81BD" w:themeColor="accent1"/>
@@ -1201,19 +1043,17 @@
     <w:qFormat/>
     <w:rsid w:val="00FC693F"/>
     <w:pPr>
-      <w:pBdr>
-        <w:bottom w:val="single" w:sz="8" w:space="4" w:color="4F81BD" w:themeColor="accent1"/>
-      </w:pBdr>
-      <w:spacing w:after="300" w:line="240" w:lineRule="auto"/>
+      <w:spacing w:after="120" w:line="259" w:lineRule="auto"/>
       <w:contextualSpacing/>
     </w:pPr>
     <w:rPr>
-      <w:rFonts w:asciiTheme="majorHAnsi" w:eastAsiaTheme="majorEastAsia" w:hAnsiTheme="majorHAnsi" w:cstheme="majorBidi"/>
-      <w:color w:val="17365D" w:themeColor="text2" w:themeShade="BF"/>
+      <w:rFonts w:ascii="Times New Roman" w:hAnsi="Times New Roman"/>
+      <w:color w:val="000000"/>
       <w:spacing w:val="5"/>
       <w:kern w:val="28"/>
-      <w:sz w:val="52"/>
+      <w:sz w:val="40"/>
       <w:szCs w:val="52"/>
+      <w:lang w:val="az-Latn-AZ"/>
     </w:rPr>
   </w:style>
   <w:style w:type="character" w:customStyle="1" w:styleId="TitleChar">
@@ -1223,7 +1063,7 @@
     <w:uiPriority w:val="10"/>
     <w:rsid w:val="00FC693F"/>
     <w:rPr>
-      <w:rFonts w:asciiTheme="majorHAnsi" w:eastAsiaTheme="majorEastAsia" w:hAnsiTheme="majorHAnsi" w:cstheme="majorBidi"/>
+      <w:rFonts/>
       <w:color w:val="17365D" w:themeColor="text2" w:themeShade="BF"/>
       <w:spacing w:val="5"/>
       <w:kern w:val="28"/>
@@ -1245,7 +1085,7 @@
       </w:numPr>
     </w:pPr>
     <w:rPr>
-      <w:rFonts w:asciiTheme="majorHAnsi" w:eastAsiaTheme="majorEastAsia" w:hAnsiTheme="majorHAnsi" w:cstheme="majorBidi"/>
+      <w:rFonts/>
       <w:i/>
       <w:iCs/>
       <w:color w:val="4F81BD" w:themeColor="accent1"/>
@@ -1261,7 +1101,7 @@
     <w:uiPriority w:val="11"/>
     <w:rsid w:val="00FC693F"/>
     <w:rPr>
-      <w:rFonts w:asciiTheme="majorHAnsi" w:eastAsiaTheme="majorEastAsia" w:hAnsiTheme="majorHAnsi" w:cstheme="majorBidi"/>
+      <w:rFonts/>
       <w:i/>
       <w:iCs/>
       <w:color w:val="4F81BD" w:themeColor="accent1"/>
@@ -1386,8 +1226,15 @@
       <w:numPr>
         <w:numId w:val="1"/>
       </w:numPr>
+      <w:spacing w:after="120" w:line="259" w:lineRule="auto"/>
       <w:contextualSpacing/>
     </w:pPr>
+    <w:rPr>
+      <w:rFonts w:ascii="Times New Roman" w:hAnsi="Times New Roman"/>
+      <w:color w:val="000000"/>
+      <w:sz w:val="24"/>
+      <w:lang w:val="az-Latn-AZ"/>
+    </w:rPr>
   </w:style>
   <w:style w:type="paragraph" w:styleId="ListBullet2">
     <w:name w:val="List Bullet 2"/>
@@ -1559,7 +1406,7 @@
     <w:semiHidden/>
     <w:rsid w:val="00FC693F"/>
     <w:rPr>
-      <w:rFonts w:asciiTheme="majorHAnsi" w:eastAsiaTheme="majorEastAsia" w:hAnsiTheme="majorHAnsi" w:cstheme="majorBidi"/>
+      <w:rFonts/>
       <w:b/>
       <w:bCs/>
       <w:i/>
@@ -1575,7 +1422,7 @@
     <w:semiHidden/>
     <w:rsid w:val="00FC693F"/>
     <w:rPr>
-      <w:rFonts w:asciiTheme="majorHAnsi" w:eastAsiaTheme="majorEastAsia" w:hAnsiTheme="majorHAnsi" w:cstheme="majorBidi"/>
+      <w:rFonts/>
       <w:color w:val="243F60" w:themeColor="accent1" w:themeShade="7F"/>
     </w:rPr>
   </w:style>
@@ -1587,7 +1434,7 @@
     <w:semiHidden/>
     <w:rsid w:val="00FC693F"/>
     <w:rPr>
-      <w:rFonts w:asciiTheme="majorHAnsi" w:eastAsiaTheme="majorEastAsia" w:hAnsiTheme="majorHAnsi" w:cstheme="majorBidi"/>
+      <w:rFonts/>
       <w:i/>
       <w:iCs/>
       <w:color w:val="243F60" w:themeColor="accent1" w:themeShade="7F"/>
@@ -1601,7 +1448,7 @@
     <w:semiHidden/>
     <w:rsid w:val="00FC693F"/>
     <w:rPr>
-      <w:rFonts w:asciiTheme="majorHAnsi" w:eastAsiaTheme="majorEastAsia" w:hAnsiTheme="majorHAnsi" w:cstheme="majorBidi"/>
+      <w:rFonts/>
       <w:i/>
       <w:iCs/>
       <w:color w:val="404040" w:themeColor="text1" w:themeTint="BF"/>
@@ -1615,7 +1462,7 @@
     <w:semiHidden/>
     <w:rsid w:val="00FC693F"/>
     <w:rPr>
-      <w:rFonts w:asciiTheme="majorHAnsi" w:eastAsiaTheme="majorEastAsia" w:hAnsiTheme="majorHAnsi" w:cstheme="majorBidi"/>
+      <w:rFonts/>
       <w:color w:val="4F81BD" w:themeColor="accent1"/>
       <w:sz w:val="20"/>
       <w:szCs w:val="20"/>
@@ -1629,7 +1476,7 @@
     <w:semiHidden/>
     <w:rsid w:val="00FC693F"/>
     <w:rPr>
-      <w:rFonts w:asciiTheme="majorHAnsi" w:eastAsiaTheme="majorEastAsia" w:hAnsiTheme="majorHAnsi" w:cstheme="majorBidi"/>
+      <w:rFonts/>
       <w:i/>
       <w:iCs/>
       <w:color w:val="404040" w:themeColor="text1" w:themeTint="BF"/>
@@ -1688,9 +1535,6 @@
     <w:qFormat/>
     <w:rsid w:val="00FC693F"/>
     <w:pPr>
-      <w:pBdr>
-        <w:bottom w:val="single" w:sz="4" w:space="4" w:color="4F81BD" w:themeColor="accent1"/>
-      </w:pBdr>
       <w:spacing w:before="200" w:after="280"/>
       <w:ind w:left="936" w:right="936"/>
     </w:pPr>
@@ -3218,7 +3062,7 @@
         <w:spacing w:before="0" w:after="0" w:line="240" w:lineRule="auto"/>
       </w:pPr>
       <w:rPr>
-        <w:rFonts w:asciiTheme="majorHAnsi" w:eastAsiaTheme="majorEastAsia" w:hAnsiTheme="majorHAnsi" w:cstheme="majorBidi"/>
+        <w:rFonts/>
         <w:b/>
         <w:bCs/>
       </w:rPr>
@@ -3239,7 +3083,7 @@
         <w:spacing w:before="0" w:after="0" w:line="240" w:lineRule="auto"/>
       </w:pPr>
       <w:rPr>
-        <w:rFonts w:asciiTheme="majorHAnsi" w:eastAsiaTheme="majorEastAsia" w:hAnsiTheme="majorHAnsi" w:cstheme="majorBidi"/>
+        <w:rFonts/>
         <w:b/>
         <w:bCs/>
       </w:rPr>
@@ -3257,14 +3101,14 @@
     </w:tblStylePr>
     <w:tblStylePr w:type="firstCol">
       <w:rPr>
-        <w:rFonts w:asciiTheme="majorHAnsi" w:eastAsiaTheme="majorEastAsia" w:hAnsiTheme="majorHAnsi" w:cstheme="majorBidi"/>
+        <w:rFonts/>
         <w:b/>
         <w:bCs/>
       </w:rPr>
     </w:tblStylePr>
     <w:tblStylePr w:type="lastCol">
       <w:rPr>
-        <w:rFonts w:asciiTheme="majorHAnsi" w:eastAsiaTheme="majorEastAsia" w:hAnsiTheme="majorHAnsi" w:cstheme="majorBidi"/>
+        <w:rFonts/>
         <w:b/>
         <w:bCs/>
       </w:rPr>
@@ -3348,7 +3192,7 @@
         <w:spacing w:before="0" w:after="0" w:line="240" w:lineRule="auto"/>
       </w:pPr>
       <w:rPr>
-        <w:rFonts w:asciiTheme="majorHAnsi" w:eastAsiaTheme="majorEastAsia" w:hAnsiTheme="majorHAnsi" w:cstheme="majorBidi"/>
+        <w:rFonts/>
         <w:b/>
         <w:bCs/>
       </w:rPr>
@@ -3369,7 +3213,7 @@
         <w:spacing w:before="0" w:after="0" w:line="240" w:lineRule="auto"/>
       </w:pPr>
       <w:rPr>
-        <w:rFonts w:asciiTheme="majorHAnsi" w:eastAsiaTheme="majorEastAsia" w:hAnsiTheme="majorHAnsi" w:cstheme="majorBidi"/>
+        <w:rFonts/>
         <w:b/>
         <w:bCs/>
       </w:rPr>
@@ -3387,14 +3231,14 @@
     </w:tblStylePr>
     <w:tblStylePr w:type="firstCol">
       <w:rPr>
-        <w:rFonts w:asciiTheme="majorHAnsi" w:eastAsiaTheme="majorEastAsia" w:hAnsiTheme="majorHAnsi" w:cstheme="majorBidi"/>
+        <w:rFonts/>
         <w:b/>
         <w:bCs/>
       </w:rPr>
     </w:tblStylePr>
     <w:tblStylePr w:type="lastCol">
       <w:rPr>
-        <w:rFonts w:asciiTheme="majorHAnsi" w:eastAsiaTheme="majorEastAsia" w:hAnsiTheme="majorHAnsi" w:cstheme="majorBidi"/>
+        <w:rFonts/>
         <w:b/>
         <w:bCs/>
       </w:rPr>
@@ -3478,7 +3322,7 @@
         <w:spacing w:before="0" w:after="0" w:line="240" w:lineRule="auto"/>
       </w:pPr>
       <w:rPr>
-        <w:rFonts w:asciiTheme="majorHAnsi" w:eastAsiaTheme="majorEastAsia" w:hAnsiTheme="majorHAnsi" w:cstheme="majorBidi"/>
+        <w:rFonts/>
         <w:b/>
         <w:bCs/>
       </w:rPr>
@@ -3499,7 +3343,7 @@
         <w:spacing w:before="0" w:after="0" w:line="240" w:lineRule="auto"/>
       </w:pPr>
       <w:rPr>
-        <w:rFonts w:asciiTheme="majorHAnsi" w:eastAsiaTheme="majorEastAsia" w:hAnsiTheme="majorHAnsi" w:cstheme="majorBidi"/>
+        <w:rFonts/>
         <w:b/>
         <w:bCs/>
       </w:rPr>
@@ -3517,14 +3361,14 @@
     </w:tblStylePr>
     <w:tblStylePr w:type="firstCol">
       <w:rPr>
-        <w:rFonts w:asciiTheme="majorHAnsi" w:eastAsiaTheme="majorEastAsia" w:hAnsiTheme="majorHAnsi" w:cstheme="majorBidi"/>
+        <w:rFonts/>
         <w:b/>
         <w:bCs/>
       </w:rPr>
     </w:tblStylePr>
     <w:tblStylePr w:type="lastCol">
       <w:rPr>
-        <w:rFonts w:asciiTheme="majorHAnsi" w:eastAsiaTheme="majorEastAsia" w:hAnsiTheme="majorHAnsi" w:cstheme="majorBidi"/>
+        <w:rFonts/>
         <w:b/>
         <w:bCs/>
       </w:rPr>
@@ -3608,7 +3452,7 @@
         <w:spacing w:before="0" w:after="0" w:line="240" w:lineRule="auto"/>
       </w:pPr>
       <w:rPr>
-        <w:rFonts w:asciiTheme="majorHAnsi" w:eastAsiaTheme="majorEastAsia" w:hAnsiTheme="majorHAnsi" w:cstheme="majorBidi"/>
+        <w:rFonts/>
         <w:b/>
         <w:bCs/>
       </w:rPr>
@@ -3629,7 +3473,7 @@
         <w:spacing w:before="0" w:after="0" w:line="240" w:lineRule="auto"/>
       </w:pPr>
       <w:rPr>
-        <w:rFonts w:asciiTheme="majorHAnsi" w:eastAsiaTheme="majorEastAsia" w:hAnsiTheme="majorHAnsi" w:cstheme="majorBidi"/>
+        <w:rFonts/>
         <w:b/>
         <w:bCs/>
       </w:rPr>
@@ -3647,14 +3491,14 @@
     </w:tblStylePr>
     <w:tblStylePr w:type="firstCol">
       <w:rPr>
-        <w:rFonts w:asciiTheme="majorHAnsi" w:eastAsiaTheme="majorEastAsia" w:hAnsiTheme="majorHAnsi" w:cstheme="majorBidi"/>
+        <w:rFonts/>
         <w:b/>
         <w:bCs/>
       </w:rPr>
     </w:tblStylePr>
     <w:tblStylePr w:type="lastCol">
       <w:rPr>
-        <w:rFonts w:asciiTheme="majorHAnsi" w:eastAsiaTheme="majorEastAsia" w:hAnsiTheme="majorHAnsi" w:cstheme="majorBidi"/>
+        <w:rFonts/>
         <w:b/>
         <w:bCs/>
       </w:rPr>
@@ -3738,7 +3582,7 @@
         <w:spacing w:before="0" w:after="0" w:line="240" w:lineRule="auto"/>
       </w:pPr>
       <w:rPr>
-        <w:rFonts w:asciiTheme="majorHAnsi" w:eastAsiaTheme="majorEastAsia" w:hAnsiTheme="majorHAnsi" w:cstheme="majorBidi"/>
+        <w:rFonts/>
         <w:b/>
         <w:bCs/>
       </w:rPr>
@@ -3759,7 +3603,7 @@
         <w:spacing w:before="0" w:after="0" w:line="240" w:lineRule="auto"/>
       </w:pPr>
       <w:rPr>
-        <w:rFonts w:asciiTheme="majorHAnsi" w:eastAsiaTheme="majorEastAsia" w:hAnsiTheme="majorHAnsi" w:cstheme="majorBidi"/>
+        <w:rFonts/>
         <w:b/>
         <w:bCs/>
       </w:rPr>
@@ -3777,14 +3621,14 @@
     </w:tblStylePr>
     <w:tblStylePr w:type="firstCol">
       <w:rPr>
-        <w:rFonts w:asciiTheme="majorHAnsi" w:eastAsiaTheme="majorEastAsia" w:hAnsiTheme="majorHAnsi" w:cstheme="majorBidi"/>
+        <w:rFonts/>
         <w:b/>
         <w:bCs/>
       </w:rPr>
     </w:tblStylePr>
     <w:tblStylePr w:type="lastCol">
       <w:rPr>
-        <w:rFonts w:asciiTheme="majorHAnsi" w:eastAsiaTheme="majorEastAsia" w:hAnsiTheme="majorHAnsi" w:cstheme="majorBidi"/>
+        <w:rFonts/>
         <w:b/>
         <w:bCs/>
       </w:rPr>
@@ -3868,7 +3712,7 @@
         <w:spacing w:before="0" w:after="0" w:line="240" w:lineRule="auto"/>
       </w:pPr>
       <w:rPr>
-        <w:rFonts w:asciiTheme="majorHAnsi" w:eastAsiaTheme="majorEastAsia" w:hAnsiTheme="majorHAnsi" w:cstheme="majorBidi"/>
+        <w:rFonts/>
         <w:b/>
         <w:bCs/>
       </w:rPr>
@@ -3889,7 +3733,7 @@
         <w:spacing w:before="0" w:after="0" w:line="240" w:lineRule="auto"/>
       </w:pPr>
       <w:rPr>
-        <w:rFonts w:asciiTheme="majorHAnsi" w:eastAsiaTheme="majorEastAsia" w:hAnsiTheme="majorHAnsi" w:cstheme="majorBidi"/>
+        <w:rFonts/>
         <w:b/>
         <w:bCs/>
       </w:rPr>
@@ -3907,14 +3751,14 @@
     </w:tblStylePr>
     <w:tblStylePr w:type="firstCol">
       <w:rPr>
-        <w:rFonts w:asciiTheme="majorHAnsi" w:eastAsiaTheme="majorEastAsia" w:hAnsiTheme="majorHAnsi" w:cstheme="majorBidi"/>
+        <w:rFonts/>
         <w:b/>
         <w:bCs/>
       </w:rPr>
     </w:tblStylePr>
     <w:tblStylePr w:type="lastCol">
       <w:rPr>
-        <w:rFonts w:asciiTheme="majorHAnsi" w:eastAsiaTheme="majorEastAsia" w:hAnsiTheme="majorHAnsi" w:cstheme="majorBidi"/>
+        <w:rFonts/>
         <w:b/>
         <w:bCs/>
       </w:rPr>
@@ -3998,7 +3842,7 @@
         <w:spacing w:before="0" w:after="0" w:line="240" w:lineRule="auto"/>
       </w:pPr>
       <w:rPr>
-        <w:rFonts w:asciiTheme="majorHAnsi" w:eastAsiaTheme="majorEastAsia" w:hAnsiTheme="majorHAnsi" w:cstheme="majorBidi"/>
+        <w:rFonts/>
         <w:b/>
         <w:bCs/>
       </w:rPr>
@@ -4019,7 +3863,7 @@
         <w:spacing w:before="0" w:after="0" w:line="240" w:lineRule="auto"/>
       </w:pPr>
       <w:rPr>
-        <w:rFonts w:asciiTheme="majorHAnsi" w:eastAsiaTheme="majorEastAsia" w:hAnsiTheme="majorHAnsi" w:cstheme="majorBidi"/>
+        <w:rFonts/>
         <w:b/>
         <w:bCs/>
       </w:rPr>
@@ -4037,14 +3881,14 @@
     </w:tblStylePr>
     <w:tblStylePr w:type="firstCol">
       <w:rPr>
-        <w:rFonts w:asciiTheme="majorHAnsi" w:eastAsiaTheme="majorEastAsia" w:hAnsiTheme="majorHAnsi" w:cstheme="majorBidi"/>
+        <w:rFonts/>
         <w:b/>
         <w:bCs/>
       </w:rPr>
     </w:tblStylePr>
     <w:tblStylePr w:type="lastCol">
       <w:rPr>
-        <w:rFonts w:asciiTheme="majorHAnsi" w:eastAsiaTheme="majorEastAsia" w:hAnsiTheme="majorHAnsi" w:cstheme="majorBidi"/>
+        <w:rFonts/>
         <w:b/>
         <w:bCs/>
       </w:rPr>
@@ -5909,7 +5753,7 @@
     </w:tblPr>
     <w:tblStylePr w:type="firstRow">
       <w:rPr>
-        <w:rFonts w:asciiTheme="majorHAnsi" w:eastAsiaTheme="majorEastAsia" w:hAnsiTheme="majorHAnsi" w:cstheme="majorBidi"/>
+        <w:rFonts/>
       </w:rPr>
       <w:tblPr/>
       <w:tcPr>
@@ -5993,7 +5837,7 @@
     </w:tblPr>
     <w:tblStylePr w:type="firstRow">
       <w:rPr>
-        <w:rFonts w:asciiTheme="majorHAnsi" w:eastAsiaTheme="majorEastAsia" w:hAnsiTheme="majorHAnsi" w:cstheme="majorBidi"/>
+        <w:rFonts/>
       </w:rPr>
       <w:tblPr/>
       <w:tcPr>
@@ -6077,7 +5921,7 @@
     </w:tblPr>
     <w:tblStylePr w:type="firstRow">
       <w:rPr>
-        <w:rFonts w:asciiTheme="majorHAnsi" w:eastAsiaTheme="majorEastAsia" w:hAnsiTheme="majorHAnsi" w:cstheme="majorBidi"/>
+        <w:rFonts/>
       </w:rPr>
       <w:tblPr/>
       <w:tcPr>
@@ -6161,7 +6005,7 @@
     </w:tblPr>
     <w:tblStylePr w:type="firstRow">
       <w:rPr>
-        <w:rFonts w:asciiTheme="majorHAnsi" w:eastAsiaTheme="majorEastAsia" w:hAnsiTheme="majorHAnsi" w:cstheme="majorBidi"/>
+        <w:rFonts/>
       </w:rPr>
       <w:tblPr/>
       <w:tcPr>
@@ -6245,7 +6089,7 @@
     </w:tblPr>
     <w:tblStylePr w:type="firstRow">
       <w:rPr>
-        <w:rFonts w:asciiTheme="majorHAnsi" w:eastAsiaTheme="majorEastAsia" w:hAnsiTheme="majorHAnsi" w:cstheme="majorBidi"/>
+        <w:rFonts/>
       </w:rPr>
       <w:tblPr/>
       <w:tcPr>
@@ -6329,7 +6173,7 @@
     </w:tblPr>
     <w:tblStylePr w:type="firstRow">
       <w:rPr>
-        <w:rFonts w:asciiTheme="majorHAnsi" w:eastAsiaTheme="majorEastAsia" w:hAnsiTheme="majorHAnsi" w:cstheme="majorBidi"/>
+        <w:rFonts/>
       </w:rPr>
       <w:tblPr/>
       <w:tcPr>
@@ -6413,7 +6257,7 @@
     </w:tblPr>
     <w:tblStylePr w:type="firstRow">
       <w:rPr>
-        <w:rFonts w:asciiTheme="majorHAnsi" w:eastAsiaTheme="majorEastAsia" w:hAnsiTheme="majorHAnsi" w:cstheme="majorBidi"/>
+        <w:rFonts/>
       </w:rPr>
       <w:tblPr/>
       <w:tcPr>
@@ -6478,7 +6322,7 @@
       <w:spacing w:after="0" w:line="240" w:lineRule="auto"/>
     </w:pPr>
     <w:rPr>
-      <w:rFonts w:asciiTheme="majorHAnsi" w:eastAsiaTheme="majorEastAsia" w:hAnsiTheme="majorHAnsi" w:cstheme="majorBidi"/>
+      <w:rFonts/>
       <w:color w:val="000000" w:themeColor="text1"/>
     </w:rPr>
     <w:tblPr>
@@ -6606,7 +6450,7 @@
       <w:spacing w:after="0" w:line="240" w:lineRule="auto"/>
     </w:pPr>
     <w:rPr>
-      <w:rFonts w:asciiTheme="majorHAnsi" w:eastAsiaTheme="majorEastAsia" w:hAnsiTheme="majorHAnsi" w:cstheme="majorBidi"/>
+      <w:rFonts/>
       <w:color w:val="000000" w:themeColor="text1"/>
     </w:rPr>
     <w:tblPr>
@@ -6734,7 +6578,7 @@
       <w:spacing w:after="0" w:line="240" w:lineRule="auto"/>
     </w:pPr>
     <w:rPr>
-      <w:rFonts w:asciiTheme="majorHAnsi" w:eastAsiaTheme="majorEastAsia" w:hAnsiTheme="majorHAnsi" w:cstheme="majorBidi"/>
+      <w:rFonts/>
       <w:color w:val="000000" w:themeColor="text1"/>
     </w:rPr>
     <w:tblPr>
@@ -6862,7 +6706,7 @@
       <w:spacing w:after="0" w:line="240" w:lineRule="auto"/>
     </w:pPr>
     <w:rPr>
-      <w:rFonts w:asciiTheme="majorHAnsi" w:eastAsiaTheme="majorEastAsia" w:hAnsiTheme="majorHAnsi" w:cstheme="majorBidi"/>
+      <w:rFonts/>
       <w:color w:val="000000" w:themeColor="text1"/>
     </w:rPr>
     <w:tblPr>
@@ -6990,7 +6834,7 @@
       <w:spacing w:after="0" w:line="240" w:lineRule="auto"/>
     </w:pPr>
     <w:rPr>
-      <w:rFonts w:asciiTheme="majorHAnsi" w:eastAsiaTheme="majorEastAsia" w:hAnsiTheme="majorHAnsi" w:cstheme="majorBidi"/>
+      <w:rFonts/>
       <w:color w:val="000000" w:themeColor="text1"/>
     </w:rPr>
     <w:tblPr>
@@ -7118,7 +6962,7 @@
       <w:spacing w:after="0" w:line="240" w:lineRule="auto"/>
     </w:pPr>
     <w:rPr>
-      <w:rFonts w:asciiTheme="majorHAnsi" w:eastAsiaTheme="majorEastAsia" w:hAnsiTheme="majorHAnsi" w:cstheme="majorBidi"/>
+      <w:rFonts/>
       <w:color w:val="000000" w:themeColor="text1"/>
     </w:rPr>
     <w:tblPr>
@@ -7246,7 +7090,7 @@
       <w:spacing w:after="0" w:line="240" w:lineRule="auto"/>
     </w:pPr>
     <w:rPr>
-      <w:rFonts w:asciiTheme="majorHAnsi" w:eastAsiaTheme="majorEastAsia" w:hAnsiTheme="majorHAnsi" w:cstheme="majorBidi"/>
+      <w:rFonts/>
       <w:color w:val="000000" w:themeColor="text1"/>
     </w:rPr>
     <w:tblPr>
@@ -7885,7 +7729,7 @@
       <w:spacing w:after="0" w:line="240" w:lineRule="auto"/>
     </w:pPr>
     <w:rPr>
-      <w:rFonts w:asciiTheme="majorHAnsi" w:eastAsiaTheme="majorEastAsia" w:hAnsiTheme="majorHAnsi" w:cstheme="majorBidi"/>
+      <w:rFonts/>
       <w:color w:val="000000" w:themeColor="text1"/>
     </w:rPr>
     <w:tblPr>
@@ -8010,7 +7854,7 @@
       <w:spacing w:after="0" w:line="240" w:lineRule="auto"/>
     </w:pPr>
     <w:rPr>
-      <w:rFonts w:asciiTheme="majorHAnsi" w:eastAsiaTheme="majorEastAsia" w:hAnsiTheme="majorHAnsi" w:cstheme="majorBidi"/>
+      <w:rFonts/>
       <w:color w:val="000000" w:themeColor="text1"/>
     </w:rPr>
     <w:tblPr>
@@ -8135,7 +7979,7 @@
       <w:spacing w:after="0" w:line="240" w:lineRule="auto"/>
     </w:pPr>
     <w:rPr>
-      <w:rFonts w:asciiTheme="majorHAnsi" w:eastAsiaTheme="majorEastAsia" w:hAnsiTheme="majorHAnsi" w:cstheme="majorBidi"/>
+      <w:rFonts/>
       <w:color w:val="000000" w:themeColor="text1"/>
     </w:rPr>
     <w:tblPr>
@@ -8260,7 +8104,7 @@
       <w:spacing w:after="0" w:line="240" w:lineRule="auto"/>
     </w:pPr>
     <w:rPr>
-      <w:rFonts w:asciiTheme="majorHAnsi" w:eastAsiaTheme="majorEastAsia" w:hAnsiTheme="majorHAnsi" w:cstheme="majorBidi"/>
+      <w:rFonts/>
       <w:color w:val="000000" w:themeColor="text1"/>
     </w:rPr>
     <w:tblPr>
@@ -8385,7 +8229,7 @@
       <w:spacing w:after="0" w:line="240" w:lineRule="auto"/>
     </w:pPr>
     <w:rPr>
-      <w:rFonts w:asciiTheme="majorHAnsi" w:eastAsiaTheme="majorEastAsia" w:hAnsiTheme="majorHAnsi" w:cstheme="majorBidi"/>
+      <w:rFonts/>
       <w:color w:val="000000" w:themeColor="text1"/>
     </w:rPr>
     <w:tblPr>
@@ -8510,7 +8354,7 @@
       <w:spacing w:after="0" w:line="240" w:lineRule="auto"/>
     </w:pPr>
     <w:rPr>
-      <w:rFonts w:asciiTheme="majorHAnsi" w:eastAsiaTheme="majorEastAsia" w:hAnsiTheme="majorHAnsi" w:cstheme="majorBidi"/>
+      <w:rFonts/>
       <w:color w:val="000000" w:themeColor="text1"/>
     </w:rPr>
     <w:tblPr>
@@ -8635,7 +8479,7 @@
       <w:spacing w:after="0" w:line="240" w:lineRule="auto"/>
     </w:pPr>
     <w:rPr>
-      <w:rFonts w:asciiTheme="majorHAnsi" w:eastAsiaTheme="majorEastAsia" w:hAnsiTheme="majorHAnsi" w:cstheme="majorBidi"/>
+      <w:rFonts/>
       <w:color w:val="000000" w:themeColor="text1"/>
     </w:rPr>
     <w:tblPr>

--- a/az/discovery-articles/6.1 Teleqraf.docx
+++ b/az/discovery-articles/6.1 Teleqraf.docx
@@ -120,7 +120,7 @@
         <w:widowControl/>
       </w:pPr>
       <w:r>
-        <w:t>Kim kəşf edib və ya yaradıb</w:t>
+        <w:t xml:space="preserve">Kim yaradıb</w:t>
       </w:r>
     </w:p>
     <w:p>
@@ -217,7 +217,7 @@
         <w:rPr>
           <w:sz w:val="20"/>
         </w:rPr>
-        <w:t>C Qurumların materialları və ensiklopedik mənbələr</w:t>
+        <w:t>Qurumların materialları və ensiklopedik mənbələr</w:t>
       </w:r>
     </w:p>
     <w:p>
@@ -277,7 +277,7 @@
         <w:rPr>
           <w:sz w:val="20"/>
         </w:rPr>
-        <w:t>H Peşə birlikləri</w:t>
+        <w:t>Peşə birlikləri</w:t>
       </w:r>
     </w:p>
     <w:p>
